--- a/docs/Yasir_Thesis_Chapter3_clean.docx
+++ b/docs/Yasir_Thesis_Chapter3_clean.docx
@@ -67,7 +67,8 @@
       <w:r/>
       <w:r>
         <w:rPr>
-          <w:vanish/>
+          <w:color w:val="FFFFFF"/>
+          <w:sz w:val="2"/>
         </w:rPr>
         <w:t xml:space="preserve">3. </w:t>
       </w:r>

--- a/docs/Yasir_Thesis_Chapter3_clean.docx
+++ b/docs/Yasir_Thesis_Chapter3_clean.docx
@@ -62,6 +62,7 @@
     <w:p>
       <w:pPr>
         <w:pStyle w:val="1"/>
+        <w:keepNext/>
         <w:spacing w:before="360"/>
       </w:pPr>
       <w:r/>
@@ -82,6 +83,7 @@
     <w:p>
       <w:pPr>
         <w:pStyle w:val="2"/>
+        <w:keepNext/>
       </w:pPr>
       <w:r>
         <w:t>3.1 Introduction</w:t>
@@ -96,6 +98,7 @@
     <w:p>
       <w:pPr>
         <w:pStyle w:val="2"/>
+        <w:keepNext/>
       </w:pPr>
       <w:r>
         <w:t>3.2 Gaps in the Literature</w:t>
@@ -194,6 +197,7 @@
     <w:p>
       <w:pPr>
         <w:pStyle w:val="2"/>
+        <w:keepNext/>
       </w:pPr>
       <w:r>
         <w:t>3.3 Key Definitions</w:t>
@@ -245,6 +249,7 @@
     <w:p>
       <w:pPr>
         <w:pStyle w:val="2"/>
+        <w:keepNext/>
       </w:pPr>
       <w:r>
         <w:t>3.4 Research Questions</w:t>
@@ -419,6 +424,7 @@
     <w:p>
       <w:pPr>
         <w:pStyle w:val="3"/>
+        <w:keepNext/>
       </w:pPr>
       <w:r>
         <w:t>3.4.1 Research Questions as an Integrated Problem</w:t>
@@ -628,6 +634,7 @@
     <w:p>
       <w:pPr>
         <w:pStyle w:val="2"/>
+        <w:keepNext/>
       </w:pPr>
       <w:r>
         <w:t>3.5 Research Objectives</w:t>
@@ -645,6 +652,7 @@
     <w:p>
       <w:pPr>
         <w:pStyle w:val="3"/>
+        <w:keepNext/>
       </w:pPr>
       <w:r>
         <w:t>3.5.1 RO1: Trust-Centric Consent Model</w:t>
@@ -662,6 +670,7 @@
     <w:p>
       <w:pPr>
         <w:pStyle w:val="3"/>
+        <w:keepNext/>
       </w:pPr>
       <w:r>
         <w:t>3.5.2 RO2: Decentralised Identity and Authority Trust</w:t>
@@ -679,6 +688,7 @@
     <w:p>
       <w:pPr>
         <w:pStyle w:val="3"/>
+        <w:keepNext/>
       </w:pPr>
       <w:r>
         <w:t>3.5.3 RO3: Trustworthy Multi-Party Authorisation</w:t>
@@ -696,6 +706,7 @@
     <w:p>
       <w:pPr>
         <w:pStyle w:val="3"/>
+        <w:keepNext/>
       </w:pPr>
       <w:r>
         <w:t>3.5.4 RO4: Policy- and Context-Aware Access Control</w:t>
@@ -713,6 +724,7 @@
     <w:p>
       <w:pPr>
         <w:pStyle w:val="3"/>
+        <w:keepNext/>
       </w:pPr>
       <w:r>
         <w:t>3.5.5 RO5: Temporal and Lifecycle Trust</w:t>
@@ -748,6 +760,7 @@
     <w:p>
       <w:pPr>
         <w:pStyle w:val="3"/>
+        <w:keepNext/>
       </w:pPr>
       <w:r>
         <w:t>3.5.6 RO6: Formal Security Assurance and Empirical Validation</w:t>
@@ -771,6 +784,7 @@
     <w:p>
       <w:pPr>
         <w:pStyle w:val="3"/>
+        <w:keepNext/>
       </w:pPr>
       <w:r>
         <w:t>3.5.7 Relationship Between Research Questions and Objectives</w:t>
@@ -1906,6 +1920,7 @@
     <w:p>
       <w:pPr>
         <w:pStyle w:val="2"/>
+        <w:keepNext/>
       </w:pPr>
       <w:r>
         <w:t>3.6 Conclusion</w:t>

--- a/docs/Yasir_Thesis_Chapter3_clean.docx
+++ b/docs/Yasir_Thesis_Chapter3_clean.docx
@@ -600,35 +600,13 @@
         <w:jc w:val="both"/>
       </w:pPr>
       <w:r>
-        <w:lastRenderedPageBreak/>
-        <w:t>A valid authorisation decision requires the simultaneous satisfaction of all relevant trust conditions. Consequently, failure of any individual condition results in denial. In the prototype, an ALLOW decision additionally requires the exploratory jurisdiction check V</w:t>
-      </w:r>
-      <w:r>
-        <w:rPr>
-          <w:vertAlign w:val="subscript"/>
-        </w:rPr>
-        <w:t>J</w:t>
-      </w:r>
-      <w:r>
-        <w:t xml:space="preserve"> </w:t>
-      </w:r>
-      <w:r>
-        <w:t>(Chapter 8)</w:t>
-      </w:r>
-      <w:r>
-        <w:t xml:space="preserve"> to pass and the Groth16 ZK proof (Groth 2016) to verify, so a request that satisfies the five predicates is still denied when either fails, as in Scenario 4 </w:t>
-      </w:r>
-      <w:r>
-        <w:t>(Chapter 10)</w:t>
-      </w:r>
-      <w:r>
-        <w:t xml:space="preserve"> and attack A9 </w:t>
-      </w:r>
-      <w:r>
-        <w:t>(Chapter 10)</w:t>
-      </w:r>
-      <w:r>
-        <w:t>. Formal security assurance does not constitute another authorisation condition to be evaluated at runtime. Instead, it provides a means of specifying, analysing, and verifying the security properties of the integrated authorisation mechanism. Thus, RQ6 operates as an assurance layer over the mechanisms established by RQ1–RQ5.</w:t>
+        <w:t xml:space="preserve">A valid authorisation decision requires the simultaneous satisfaction of all relevant trust conditions. Consequently, failure of any individual condition results in denial. In the prototype, an ALLOW decision additionally </w:t>
+      </w:r>
+      <w:r>
+        <w:t>requires the Groth16 ZK proof (Groth 2016) to verify, so a request that satisfies the five predicates is still denied when the proof fails, as in attack A9 (Chapter 10).</w:t>
+      </w:r>
+      <w:r>
+        <w:t xml:space="preserve"> Formal security assurance does not constitute another authorisation condition to be evaluated at runtime. Instead, it provides a means of specifying, analysing, and verifying the security properties of the integrated authorisation mechanism. Thus, RQ6 operates as an assurance layer over the mechanisms established by RQ1–RQ5.</w:t>
       </w:r>
     </w:p>
     <w:p>
@@ -772,13 +750,13 @@
         <w:jc w:val="both"/>
       </w:pPr>
       <w:r>
-        <w:t xml:space="preserve">The sixth research objective is to formally analyse and empirically evaluate whether the implemented framework satisfies its defined trust and authorisation properties under representative healthcare data-sharing scenarios. RO6 addresses RQ6 and combines formal security assurance with empirical validation of the proposed framework. The prototype must execute valid consent workflows, and it must also behave correctly when one or more trust conditions are violated. RO6 is partially completed through the implementation and initial scenario-based validation of the HALAH prototype. In particular, 46 automated tests cover signature rejection, proof tampering, credential checks, and twelve attack scenarios, A1 to A12, against the components of C and the contract. All twelve attacks are refused. Preliminary measurements of on-chain cost, confirmation latency, and processing time have been obtained, and a live out-of-jurisdiction request against a consent anchored on the deployed Sepolia contract was refused by the exploratory jurisdiction check of the application </w:t>
-      </w:r>
-      <w:r>
-        <w:t>(Chapter 8)</w:t>
-      </w:r>
-      <w:r>
-        <w:t>. The formal component will specify and analyse the security properties, consistency requirements, and soundness conditions of the trust-oriented authorisation mechanism. Although preliminary implementation and scenario-based testing support the current stage findings, the complete formal analysis, through proofs or model checking, and a larger evaluation under load will be conducted as part of next stage works.</w:t>
+        <w:t>The sixth research objective is to formally analyse and empirically evaluate whether the implemented framework satisfies its defined trust and authorisation properties under representative healthcare data-sharing scenarios. RO6 addresses RQ6 and combines formal security assurance with empirical validation of the proposed framework. The prototype must execute valid consent workflows, and it must also behave correctly when one or more trust conditions are violated. RO6 is partially completed through the implementation and initial scenario-based validation of the HALAH prototype. In particular, 46 automated tests cover signature rejection, proof tampering, credential checks, and twelve attack scenarios, A1 to A12, against the components of C and the contract. All twelve attacks are refused. Preliminary measurements of on-chain cost, confirmation latency, and processing time have been obtained</w:t>
+      </w:r>
+      <w:r>
+        <w:t>.</w:t>
+      </w:r>
+      <w:r>
+        <w:t xml:space="preserve"> The formal component will specify and analyse the security properties, consistency requirements, and soundness conditions of the trust-oriented authorisation mechanism. Although preliminary implementation and scenario-based testing support the current stage findings, the complete formal analysis, through proofs or model checking, and a larger evaluation under load will be conducted as part of next stage works.</w:t>
       </w:r>
     </w:p>
     <w:p>

--- a/docs/Yasir_Thesis_Chapter3_clean.docx
+++ b/docs/Yasir_Thesis_Chapter3_clean.docx
@@ -858,8 +858,10 @@
           <w:insideV w:val="nil"/>
         </w:tblBorders>
         <w:tblCellMar>
-          <w:left w:w="10" w:type="dxa"/>
-          <w:right w:w="10" w:type="dxa"/>
+          <w:top w:w="50" w:type="dxa"/>
+          <w:left w:w="70" w:type="dxa"/>
+          <w:bottom w:w="50" w:type="dxa"/>
+          <w:right w:w="70" w:type="dxa"/>
         </w:tblCellMar>
         <w:tblLook w:val="0000" w:firstRow="0" w:lastRow="0" w:firstColumn="0" w:lastColumn="0" w:noHBand="0" w:noVBand="0"/>
       </w:tblPr>
@@ -891,11 +893,12 @@
               <w:bottom w:w="40" w:type="dxa"/>
               <w:right w:w="80" w:type="dxa"/>
             </w:tcMar>
+            <w:vAlign w:val="top"/>
           </w:tcPr>
           <w:p>
             <w:pPr>
               <w:keepNext/>
-              <w:spacing w:after="40" w:line="240" w:lineRule="auto"/>
+              <w:spacing w:before="40" w:after="40" w:line="240" w:lineRule="auto"/>
               <w:jc w:val="left"/>
             </w:pPr>
             <w:r>
@@ -904,7 +907,7 @@
                 <w:b/>
                 <w:bCs/>
                 <w:color w:val="000000"/>
-                <w:sz w:val="19"/>
+                <w:sz w:val="20"/>
                 <w:szCs w:val="17"/>
               </w:rPr>
               <w:t>RQ</w:t>
@@ -928,11 +931,12 @@
               <w:bottom w:w="40" w:type="dxa"/>
               <w:right w:w="80" w:type="dxa"/>
             </w:tcMar>
+            <w:vAlign w:val="top"/>
           </w:tcPr>
           <w:p>
             <w:pPr>
               <w:keepNext/>
-              <w:spacing w:after="40" w:line="240" w:lineRule="auto"/>
+              <w:spacing w:before="40" w:after="40" w:line="240" w:lineRule="auto"/>
               <w:jc w:val="left"/>
             </w:pPr>
             <w:r>
@@ -941,7 +945,7 @@
                 <w:b/>
                 <w:bCs/>
                 <w:color w:val="000000"/>
-                <w:sz w:val="19"/>
+                <w:sz w:val="20"/>
                 <w:szCs w:val="17"/>
               </w:rPr>
               <w:t>Research objective</w:t>
@@ -965,11 +969,12 @@
               <w:bottom w:w="40" w:type="dxa"/>
               <w:right w:w="80" w:type="dxa"/>
             </w:tcMar>
+            <w:vAlign w:val="top"/>
           </w:tcPr>
           <w:p>
             <w:pPr>
               <w:keepNext/>
-              <w:spacing w:after="40" w:line="240" w:lineRule="auto"/>
+              <w:spacing w:before="40" w:after="40" w:line="240" w:lineRule="auto"/>
               <w:jc w:val="left"/>
             </w:pPr>
             <w:r>
@@ -978,7 +983,7 @@
                 <w:b/>
                 <w:bCs/>
                 <w:color w:val="000000"/>
-                <w:sz w:val="19"/>
+                <w:sz w:val="20"/>
                 <w:szCs w:val="17"/>
               </w:rPr>
               <w:t>Description</w:t>
@@ -1002,11 +1007,12 @@
               <w:bottom w:w="40" w:type="dxa"/>
               <w:right w:w="80" w:type="dxa"/>
             </w:tcMar>
+            <w:vAlign w:val="top"/>
           </w:tcPr>
           <w:p>
             <w:pPr>
               <w:keepNext/>
-              <w:spacing w:after="40" w:line="240" w:lineRule="auto"/>
+              <w:spacing w:before="40" w:after="40" w:line="240" w:lineRule="auto"/>
               <w:jc w:val="left"/>
             </w:pPr>
             <w:r>
@@ -1015,7 +1021,7 @@
                 <w:b/>
                 <w:bCs/>
                 <w:color w:val="000000"/>
-                <w:sz w:val="19"/>
+                <w:sz w:val="20"/>
                 <w:szCs w:val="17"/>
               </w:rPr>
               <w:t>Status</w:t>
@@ -1033,7 +1039,7 @@
             <w:tcBorders>
               <w:top w:val="nil"/>
               <w:left w:val="nil"/>
-              <w:bottom w:val="nil"/>
+              <w:bottom w:val="single" w:sz="4" w:color="BFBFBF" w:space="0"/>
               <w:right w:val="nil"/>
               <w:insideH w:val="nil"/>
               <w:insideV w:val="nil"/>
@@ -1044,18 +1050,19 @@
               <w:bottom w:w="40" w:type="dxa"/>
               <w:right w:w="80" w:type="dxa"/>
             </w:tcMar>
+            <w:vAlign w:val="top"/>
           </w:tcPr>
           <w:p>
             <w:pPr>
               <w:keepNext/>
-              <w:spacing w:after="40" w:line="240" w:lineRule="auto"/>
+              <w:spacing w:before="40" w:after="40" w:line="240" w:lineRule="auto"/>
               <w:jc w:val="left"/>
             </w:pPr>
             <w:r>
               <w:rPr>
                 <w:rFonts w:ascii="Palatino Linotype" w:hAnsi="Palatino Linotype" w:cs="Palatino Linotype"/>
                 <w:color w:val="000000"/>
-                <w:sz w:val="19"/>
+                <w:sz w:val="20"/>
                 <w:szCs w:val="17"/>
               </w:rPr>
               <w:t>RQ1</w:t>
@@ -1068,7 +1075,7 @@
             <w:tcBorders>
               <w:top w:val="nil"/>
               <w:left w:val="nil"/>
-              <w:bottom w:val="nil"/>
+              <w:bottom w:val="single" w:sz="4" w:color="BFBFBF" w:space="0"/>
               <w:right w:val="nil"/>
               <w:insideH w:val="nil"/>
               <w:insideV w:val="nil"/>
@@ -1079,18 +1086,19 @@
               <w:bottom w:w="40" w:type="dxa"/>
               <w:right w:w="80" w:type="dxa"/>
             </w:tcMar>
+            <w:vAlign w:val="top"/>
           </w:tcPr>
           <w:p>
             <w:pPr>
               <w:keepNext/>
-              <w:spacing w:after="40" w:line="240" w:lineRule="auto"/>
+              <w:spacing w:before="40" w:after="40" w:line="240" w:lineRule="auto"/>
               <w:jc w:val="left"/>
             </w:pPr>
             <w:r>
               <w:rPr>
                 <w:rFonts w:ascii="Palatino Linotype" w:hAnsi="Palatino Linotype" w:cs="Palatino Linotype"/>
                 <w:color w:val="000000"/>
-                <w:sz w:val="19"/>
+                <w:sz w:val="20"/>
                 <w:szCs w:val="17"/>
               </w:rPr>
               <w:t>RO1: Trust-Centric Consent Model</w:t>
@@ -1103,7 +1111,7 @@
             <w:tcBorders>
               <w:top w:val="nil"/>
               <w:left w:val="nil"/>
-              <w:bottom w:val="nil"/>
+              <w:bottom w:val="single" w:sz="4" w:color="BFBFBF" w:space="0"/>
               <w:right w:val="nil"/>
               <w:insideH w:val="nil"/>
               <w:insideV w:val="nil"/>
@@ -1114,18 +1122,19 @@
               <w:bottom w:w="40" w:type="dxa"/>
               <w:right w:w="80" w:type="dxa"/>
             </w:tcMar>
+            <w:vAlign w:val="top"/>
           </w:tcPr>
           <w:p>
             <w:pPr>
               <w:keepNext/>
-              <w:spacing w:after="40" w:line="240" w:lineRule="auto"/>
+              <w:spacing w:before="40" w:after="40" w:line="240" w:lineRule="auto"/>
               <w:jc w:val="left"/>
             </w:pPr>
             <w:r>
               <w:rPr>
                 <w:rFonts w:ascii="Palatino Linotype" w:hAnsi="Palatino Linotype" w:cs="Palatino Linotype"/>
                 <w:color w:val="000000"/>
-                <w:sz w:val="19"/>
+                <w:sz w:val="20"/>
                 <w:szCs w:val="17"/>
               </w:rPr>
               <w:t>To develop a trust-aware consent model that represents patient consent as a structured and evaluable authorisation object.</w:t>
@@ -1138,7 +1147,7 @@
             <w:tcBorders>
               <w:top w:val="nil"/>
               <w:left w:val="nil"/>
-              <w:bottom w:val="nil"/>
+              <w:bottom w:val="single" w:sz="4" w:color="BFBFBF" w:space="0"/>
               <w:right w:val="nil"/>
               <w:insideH w:val="nil"/>
               <w:insideV w:val="nil"/>
@@ -1149,18 +1158,19 @@
               <w:bottom w:w="40" w:type="dxa"/>
               <w:right w:w="80" w:type="dxa"/>
             </w:tcMar>
+            <w:vAlign w:val="top"/>
           </w:tcPr>
           <w:p>
             <w:pPr>
               <w:keepNext/>
-              <w:spacing w:after="40" w:line="240" w:lineRule="auto"/>
+              <w:spacing w:before="40" w:after="40" w:line="240" w:lineRule="auto"/>
               <w:jc w:val="left"/>
             </w:pPr>
             <w:r>
               <w:rPr>
                 <w:rFonts w:ascii="Palatino Linotype" w:hAnsi="Palatino Linotype" w:cs="Palatino Linotype"/>
                 <w:color w:val="000000"/>
-                <w:sz w:val="19"/>
+                <w:sz w:val="20"/>
                 <w:szCs w:val="17"/>
               </w:rPr>
               <w:t>Done</w:t>
@@ -1178,7 +1188,7 @@
             <w:tcBorders>
               <w:top w:val="nil"/>
               <w:left w:val="nil"/>
-              <w:bottom w:val="nil"/>
+              <w:bottom w:val="single" w:sz="4" w:color="BFBFBF" w:space="0"/>
               <w:right w:val="nil"/>
               <w:insideH w:val="nil"/>
               <w:insideV w:val="nil"/>
@@ -1189,18 +1199,19 @@
               <w:bottom w:w="40" w:type="dxa"/>
               <w:right w:w="80" w:type="dxa"/>
             </w:tcMar>
+            <w:vAlign w:val="top"/>
           </w:tcPr>
           <w:p>
             <w:pPr>
               <w:keepNext/>
-              <w:spacing w:after="40" w:line="240" w:lineRule="auto"/>
+              <w:spacing w:before="40" w:after="40" w:line="240" w:lineRule="auto"/>
               <w:jc w:val="left"/>
             </w:pPr>
             <w:r>
               <w:rPr>
                 <w:rFonts w:ascii="Palatino Linotype" w:hAnsi="Palatino Linotype" w:cs="Palatino Linotype"/>
                 <w:color w:val="000000"/>
-                <w:sz w:val="19"/>
+                <w:sz w:val="20"/>
                 <w:szCs w:val="17"/>
               </w:rPr>
               <w:t>RQ2</w:t>
@@ -1213,7 +1224,7 @@
             <w:tcBorders>
               <w:top w:val="nil"/>
               <w:left w:val="nil"/>
-              <w:bottom w:val="nil"/>
+              <w:bottom w:val="single" w:sz="4" w:color="BFBFBF" w:space="0"/>
               <w:right w:val="nil"/>
               <w:insideH w:val="nil"/>
               <w:insideV w:val="nil"/>
@@ -1224,18 +1235,19 @@
               <w:bottom w:w="40" w:type="dxa"/>
               <w:right w:w="80" w:type="dxa"/>
             </w:tcMar>
+            <w:vAlign w:val="top"/>
           </w:tcPr>
           <w:p>
             <w:pPr>
               <w:keepNext/>
-              <w:spacing w:after="40" w:line="240" w:lineRule="auto"/>
+              <w:spacing w:before="40" w:after="40" w:line="240" w:lineRule="auto"/>
               <w:jc w:val="left"/>
             </w:pPr>
             <w:r>
               <w:rPr>
                 <w:rFonts w:ascii="Palatino Linotype" w:hAnsi="Palatino Linotype" w:cs="Palatino Linotype"/>
                 <w:color w:val="000000"/>
-                <w:sz w:val="19"/>
+                <w:sz w:val="20"/>
                 <w:szCs w:val="17"/>
               </w:rPr>
               <w:t>RO2: Decentralised Identity and Authority Trust</w:t>
@@ -1248,7 +1260,7 @@
             <w:tcBorders>
               <w:top w:val="nil"/>
               <w:left w:val="nil"/>
-              <w:bottom w:val="nil"/>
+              <w:bottom w:val="single" w:sz="4" w:color="BFBFBF" w:space="0"/>
               <w:right w:val="nil"/>
               <w:insideH w:val="nil"/>
               <w:insideV w:val="nil"/>
@@ -1259,18 +1271,19 @@
               <w:bottom w:w="40" w:type="dxa"/>
               <w:right w:w="80" w:type="dxa"/>
             </w:tcMar>
+            <w:vAlign w:val="top"/>
           </w:tcPr>
           <w:p>
             <w:pPr>
               <w:keepNext/>
-              <w:spacing w:after="40" w:line="240" w:lineRule="auto"/>
+              <w:spacing w:before="40" w:after="40" w:line="240" w:lineRule="auto"/>
               <w:jc w:val="left"/>
             </w:pPr>
             <w:r>
               <w:rPr>
                 <w:rFonts w:ascii="Palatino Linotype" w:hAnsi="Palatino Linotype" w:cs="Palatino Linotype"/>
                 <w:color w:val="000000"/>
-                <w:sz w:val="19"/>
+                <w:sz w:val="20"/>
                 <w:szCs w:val="17"/>
               </w:rPr>
               <w:t>To develop a decentralised identity and authority verification mechanism using decentralised identifiers and verifiable credentials.</w:t>
@@ -1283,7 +1296,7 @@
             <w:tcBorders>
               <w:top w:val="nil"/>
               <w:left w:val="nil"/>
-              <w:bottom w:val="nil"/>
+              <w:bottom w:val="single" w:sz="4" w:color="BFBFBF" w:space="0"/>
               <w:right w:val="nil"/>
               <w:insideH w:val="nil"/>
               <w:insideV w:val="nil"/>
@@ -1294,18 +1307,19 @@
               <w:bottom w:w="40" w:type="dxa"/>
               <w:right w:w="80" w:type="dxa"/>
             </w:tcMar>
+            <w:vAlign w:val="top"/>
           </w:tcPr>
           <w:p>
             <w:pPr>
               <w:keepNext/>
-              <w:spacing w:after="40" w:line="240" w:lineRule="auto"/>
+              <w:spacing w:before="40" w:after="40" w:line="240" w:lineRule="auto"/>
               <w:jc w:val="left"/>
             </w:pPr>
             <w:r>
               <w:rPr>
                 <w:rFonts w:ascii="Palatino Linotype" w:hAnsi="Palatino Linotype" w:cs="Palatino Linotype"/>
                 <w:color w:val="000000"/>
-                <w:sz w:val="19"/>
+                <w:sz w:val="20"/>
                 <w:szCs w:val="17"/>
               </w:rPr>
               <w:t>Done</w:t>
@@ -1323,7 +1337,7 @@
             <w:tcBorders>
               <w:top w:val="nil"/>
               <w:left w:val="nil"/>
-              <w:bottom w:val="nil"/>
+              <w:bottom w:val="single" w:sz="4" w:color="BFBFBF" w:space="0"/>
               <w:right w:val="nil"/>
               <w:insideH w:val="nil"/>
               <w:insideV w:val="nil"/>
@@ -1334,18 +1348,19 @@
               <w:bottom w:w="40" w:type="dxa"/>
               <w:right w:w="80" w:type="dxa"/>
             </w:tcMar>
+            <w:vAlign w:val="top"/>
           </w:tcPr>
           <w:p>
             <w:pPr>
               <w:keepNext/>
-              <w:spacing w:after="40" w:line="240" w:lineRule="auto"/>
+              <w:spacing w:before="40" w:after="40" w:line="240" w:lineRule="auto"/>
               <w:jc w:val="left"/>
             </w:pPr>
             <w:r>
               <w:rPr>
                 <w:rFonts w:ascii="Palatino Linotype" w:hAnsi="Palatino Linotype" w:cs="Palatino Linotype"/>
                 <w:color w:val="000000"/>
-                <w:sz w:val="19"/>
+                <w:sz w:val="20"/>
                 <w:szCs w:val="17"/>
               </w:rPr>
               <w:t>RQ3</w:t>
@@ -1358,7 +1373,7 @@
             <w:tcBorders>
               <w:top w:val="nil"/>
               <w:left w:val="nil"/>
-              <w:bottom w:val="nil"/>
+              <w:bottom w:val="single" w:sz="4" w:color="BFBFBF" w:space="0"/>
               <w:right w:val="nil"/>
               <w:insideH w:val="nil"/>
               <w:insideV w:val="nil"/>
@@ -1369,18 +1384,19 @@
               <w:bottom w:w="40" w:type="dxa"/>
               <w:right w:w="80" w:type="dxa"/>
             </w:tcMar>
+            <w:vAlign w:val="top"/>
           </w:tcPr>
           <w:p>
             <w:pPr>
               <w:keepNext/>
-              <w:spacing w:after="40" w:line="240" w:lineRule="auto"/>
+              <w:spacing w:before="40" w:after="40" w:line="240" w:lineRule="auto"/>
               <w:jc w:val="left"/>
             </w:pPr>
             <w:r>
               <w:rPr>
                 <w:rFonts w:ascii="Palatino Linotype" w:hAnsi="Palatino Linotype" w:cs="Palatino Linotype"/>
                 <w:color w:val="000000"/>
-                <w:sz w:val="19"/>
+                <w:sz w:val="20"/>
                 <w:szCs w:val="17"/>
               </w:rPr>
               <w:t>RO3: Trustworthy Multi-Party Authorisation</w:t>
@@ -1393,7 +1409,7 @@
             <w:tcBorders>
               <w:top w:val="nil"/>
               <w:left w:val="nil"/>
-              <w:bottom w:val="nil"/>
+              <w:bottom w:val="single" w:sz="4" w:color="BFBFBF" w:space="0"/>
               <w:right w:val="nil"/>
               <w:insideH w:val="nil"/>
               <w:insideV w:val="nil"/>
@@ -1404,18 +1420,19 @@
               <w:bottom w:w="40" w:type="dxa"/>
               <w:right w:w="80" w:type="dxa"/>
             </w:tcMar>
+            <w:vAlign w:val="top"/>
           </w:tcPr>
           <w:p>
             <w:pPr>
               <w:keepNext/>
-              <w:spacing w:after="40" w:line="240" w:lineRule="auto"/>
+              <w:spacing w:before="40" w:after="40" w:line="240" w:lineRule="auto"/>
               <w:jc w:val="left"/>
             </w:pPr>
             <w:r>
               <w:rPr>
                 <w:rFonts w:ascii="Palatino Linotype" w:hAnsi="Palatino Linotype" w:cs="Palatino Linotype"/>
                 <w:color w:val="000000"/>
-                <w:sz w:val="19"/>
+                <w:sz w:val="20"/>
                 <w:szCs w:val="17"/>
               </w:rPr>
               <w:t>To develop a threshold-based multi-party authorisation mechanism through which multiple independently verified participants and guardians can jointly establish a trustworthy consent decision.</w:t>
@@ -1428,7 +1445,7 @@
             <w:tcBorders>
               <w:top w:val="nil"/>
               <w:left w:val="nil"/>
-              <w:bottom w:val="nil"/>
+              <w:bottom w:val="single" w:sz="4" w:color="BFBFBF" w:space="0"/>
               <w:right w:val="nil"/>
               <w:insideH w:val="nil"/>
               <w:insideV w:val="nil"/>
@@ -1439,18 +1456,19 @@
               <w:bottom w:w="40" w:type="dxa"/>
               <w:right w:w="80" w:type="dxa"/>
             </w:tcMar>
+            <w:vAlign w:val="top"/>
           </w:tcPr>
           <w:p>
             <w:pPr>
               <w:keepNext/>
-              <w:spacing w:after="40" w:line="240" w:lineRule="auto"/>
+              <w:spacing w:before="40" w:after="40" w:line="240" w:lineRule="auto"/>
               <w:jc w:val="left"/>
             </w:pPr>
             <w:r>
               <w:rPr>
                 <w:rFonts w:ascii="Palatino Linotype" w:hAnsi="Palatino Linotype" w:cs="Palatino Linotype"/>
                 <w:color w:val="000000"/>
-                <w:sz w:val="19"/>
+                <w:sz w:val="20"/>
                 <w:szCs w:val="17"/>
               </w:rPr>
               <w:t>Done</w:t>
@@ -1468,7 +1486,7 @@
             <w:tcBorders>
               <w:top w:val="nil"/>
               <w:left w:val="nil"/>
-              <w:bottom w:val="nil"/>
+              <w:bottom w:val="single" w:sz="4" w:color="BFBFBF" w:space="0"/>
               <w:right w:val="nil"/>
               <w:insideH w:val="nil"/>
               <w:insideV w:val="nil"/>
@@ -1479,18 +1497,19 @@
               <w:bottom w:w="40" w:type="dxa"/>
               <w:right w:w="80" w:type="dxa"/>
             </w:tcMar>
+            <w:vAlign w:val="top"/>
           </w:tcPr>
           <w:p>
             <w:pPr>
               <w:keepNext/>
-              <w:spacing w:after="40" w:line="240" w:lineRule="auto"/>
+              <w:spacing w:before="40" w:after="40" w:line="240" w:lineRule="auto"/>
               <w:jc w:val="left"/>
             </w:pPr>
             <w:r>
               <w:rPr>
                 <w:rFonts w:ascii="Palatino Linotype" w:hAnsi="Palatino Linotype" w:cs="Palatino Linotype"/>
                 <w:color w:val="000000"/>
-                <w:sz w:val="19"/>
+                <w:sz w:val="20"/>
                 <w:szCs w:val="17"/>
               </w:rPr>
               <w:t>RQ4</w:t>
@@ -1503,7 +1522,7 @@
             <w:tcBorders>
               <w:top w:val="nil"/>
               <w:left w:val="nil"/>
-              <w:bottom w:val="nil"/>
+              <w:bottom w:val="single" w:sz="4" w:color="BFBFBF" w:space="0"/>
               <w:right w:val="nil"/>
               <w:insideH w:val="nil"/>
               <w:insideV w:val="nil"/>
@@ -1514,18 +1533,19 @@
               <w:bottom w:w="40" w:type="dxa"/>
               <w:right w:w="80" w:type="dxa"/>
             </w:tcMar>
+            <w:vAlign w:val="top"/>
           </w:tcPr>
           <w:p>
             <w:pPr>
               <w:keepNext/>
-              <w:spacing w:after="40" w:line="240" w:lineRule="auto"/>
+              <w:spacing w:before="40" w:after="40" w:line="240" w:lineRule="auto"/>
               <w:jc w:val="left"/>
             </w:pPr>
             <w:r>
               <w:rPr>
                 <w:rFonts w:ascii="Palatino Linotype" w:hAnsi="Palatino Linotype" w:cs="Palatino Linotype"/>
                 <w:color w:val="000000"/>
-                <w:sz w:val="19"/>
+                <w:sz w:val="20"/>
                 <w:szCs w:val="17"/>
               </w:rPr>
               <w:t>RO4: Policy- and Context-Aware Access Control</w:t>
@@ -1538,7 +1558,7 @@
             <w:tcBorders>
               <w:top w:val="nil"/>
               <w:left w:val="nil"/>
-              <w:bottom w:val="nil"/>
+              <w:bottom w:val="single" w:sz="4" w:color="BFBFBF" w:space="0"/>
               <w:right w:val="nil"/>
               <w:insideH w:val="nil"/>
               <w:insideV w:val="nil"/>
@@ -1549,18 +1569,19 @@
               <w:bottom w:w="40" w:type="dxa"/>
               <w:right w:w="80" w:type="dxa"/>
             </w:tcMar>
+            <w:vAlign w:val="top"/>
           </w:tcPr>
           <w:p>
             <w:pPr>
               <w:keepNext/>
-              <w:spacing w:after="40" w:line="240" w:lineRule="auto"/>
+              <w:spacing w:before="40" w:after="40" w:line="240" w:lineRule="auto"/>
               <w:jc w:val="left"/>
             </w:pPr>
             <w:r>
               <w:rPr>
                 <w:rFonts w:ascii="Palatino Linotype" w:hAnsi="Palatino Linotype" w:cs="Palatino Linotype"/>
                 <w:color w:val="000000"/>
-                <w:sz w:val="19"/>
+                <w:sz w:val="20"/>
                 <w:szCs w:val="17"/>
               </w:rPr>
               <w:t>To develop a policy-aware authorisation mechanism that evaluates the purpose and data scope of a requested operation against the constraints defined by the consent.</w:t>
@@ -1573,7 +1594,7 @@
             <w:tcBorders>
               <w:top w:val="nil"/>
               <w:left w:val="nil"/>
-              <w:bottom w:val="nil"/>
+              <w:bottom w:val="single" w:sz="4" w:color="BFBFBF" w:space="0"/>
               <w:right w:val="nil"/>
               <w:insideH w:val="nil"/>
               <w:insideV w:val="nil"/>
@@ -1584,18 +1605,19 @@
               <w:bottom w:w="40" w:type="dxa"/>
               <w:right w:w="80" w:type="dxa"/>
             </w:tcMar>
+            <w:vAlign w:val="top"/>
           </w:tcPr>
           <w:p>
             <w:pPr>
               <w:keepNext/>
-              <w:spacing w:after="40" w:line="240" w:lineRule="auto"/>
+              <w:spacing w:before="40" w:after="40" w:line="240" w:lineRule="auto"/>
               <w:jc w:val="left"/>
             </w:pPr>
             <w:r>
               <w:rPr>
                 <w:rFonts w:ascii="Palatino Linotype" w:hAnsi="Palatino Linotype" w:cs="Palatino Linotype"/>
                 <w:color w:val="000000"/>
-                <w:sz w:val="19"/>
+                <w:sz w:val="20"/>
                 <w:szCs w:val="17"/>
               </w:rPr>
               <w:t>Done</w:t>
@@ -1613,7 +1635,7 @@
             <w:tcBorders>
               <w:top w:val="nil"/>
               <w:left w:val="nil"/>
-              <w:bottom w:val="nil"/>
+              <w:bottom w:val="single" w:sz="4" w:color="BFBFBF" w:space="0"/>
               <w:right w:val="nil"/>
               <w:insideH w:val="nil"/>
               <w:insideV w:val="nil"/>
@@ -1624,18 +1646,19 @@
               <w:bottom w:w="40" w:type="dxa"/>
               <w:right w:w="80" w:type="dxa"/>
             </w:tcMar>
+            <w:vAlign w:val="top"/>
           </w:tcPr>
           <w:p>
             <w:pPr>
               <w:keepNext/>
-              <w:spacing w:after="40" w:line="240" w:lineRule="auto"/>
+              <w:spacing w:before="40" w:after="40" w:line="240" w:lineRule="auto"/>
               <w:jc w:val="left"/>
             </w:pPr>
             <w:r>
               <w:rPr>
                 <w:rFonts w:ascii="Palatino Linotype" w:hAnsi="Palatino Linotype" w:cs="Palatino Linotype"/>
                 <w:color w:val="000000"/>
-                <w:sz w:val="19"/>
+                <w:sz w:val="20"/>
                 <w:szCs w:val="17"/>
               </w:rPr>
               <w:t>RQ5</w:t>
@@ -1648,7 +1671,7 @@
             <w:tcBorders>
               <w:top w:val="nil"/>
               <w:left w:val="nil"/>
-              <w:bottom w:val="nil"/>
+              <w:bottom w:val="single" w:sz="4" w:color="BFBFBF" w:space="0"/>
               <w:right w:val="nil"/>
               <w:insideH w:val="nil"/>
               <w:insideV w:val="nil"/>
@@ -1659,18 +1682,19 @@
               <w:bottom w:w="40" w:type="dxa"/>
               <w:right w:w="80" w:type="dxa"/>
             </w:tcMar>
+            <w:vAlign w:val="top"/>
           </w:tcPr>
           <w:p>
             <w:pPr>
               <w:keepNext/>
-              <w:spacing w:after="40" w:line="240" w:lineRule="auto"/>
+              <w:spacing w:before="40" w:after="40" w:line="240" w:lineRule="auto"/>
               <w:jc w:val="left"/>
             </w:pPr>
             <w:r>
               <w:rPr>
                 <w:rFonts w:ascii="Palatino Linotype" w:hAnsi="Palatino Linotype" w:cs="Palatino Linotype"/>
                 <w:color w:val="000000"/>
-                <w:sz w:val="19"/>
+                <w:sz w:val="20"/>
                 <w:szCs w:val="17"/>
               </w:rPr>
               <w:t>RO5: Temporal and Lifecycle Trust</w:t>
@@ -1683,7 +1707,7 @@
             <w:tcBorders>
               <w:top w:val="nil"/>
               <w:left w:val="nil"/>
-              <w:bottom w:val="nil"/>
+              <w:bottom w:val="single" w:sz="4" w:color="BFBFBF" w:space="0"/>
               <w:right w:val="nil"/>
               <w:insideH w:val="nil"/>
               <w:insideV w:val="nil"/>
@@ -1694,18 +1718,19 @@
               <w:bottom w:w="40" w:type="dxa"/>
               <w:right w:w="80" w:type="dxa"/>
             </w:tcMar>
+            <w:vAlign w:val="top"/>
           </w:tcPr>
           <w:p>
             <w:pPr>
               <w:keepNext/>
-              <w:spacing w:after="40" w:line="240" w:lineRule="auto"/>
+              <w:spacing w:before="40" w:after="40" w:line="240" w:lineRule="auto"/>
               <w:jc w:val="left"/>
             </w:pPr>
             <w:r>
               <w:rPr>
                 <w:rFonts w:ascii="Palatino Linotype" w:hAnsi="Palatino Linotype" w:cs="Palatino Linotype"/>
                 <w:color w:val="000000"/>
-                <w:sz w:val="19"/>
+                <w:sz w:val="20"/>
                 <w:szCs w:val="17"/>
               </w:rPr>
               <w:t>To extend the trust-oriented framework with temporal validity and consent lifecycle controls.</w:t>
@@ -1718,7 +1743,7 @@
             <w:tcBorders>
               <w:top w:val="nil"/>
               <w:left w:val="nil"/>
-              <w:bottom w:val="nil"/>
+              <w:bottom w:val="single" w:sz="4" w:color="BFBFBF" w:space="0"/>
               <w:right w:val="nil"/>
               <w:insideH w:val="nil"/>
               <w:insideV w:val="nil"/>
@@ -1729,18 +1754,19 @@
               <w:bottom w:w="40" w:type="dxa"/>
               <w:right w:w="80" w:type="dxa"/>
             </w:tcMar>
+            <w:vAlign w:val="top"/>
           </w:tcPr>
           <w:p>
             <w:pPr>
               <w:keepNext/>
-              <w:spacing w:after="40" w:line="240" w:lineRule="auto"/>
+              <w:spacing w:before="40" w:after="40" w:line="240" w:lineRule="auto"/>
               <w:jc w:val="left"/>
             </w:pPr>
             <w:r>
               <w:rPr>
                 <w:rFonts w:ascii="Palatino Linotype" w:hAnsi="Palatino Linotype" w:cs="Palatino Linotype"/>
                 <w:color w:val="000000"/>
-                <w:sz w:val="19"/>
+                <w:sz w:val="20"/>
                 <w:szCs w:val="17"/>
               </w:rPr>
               <w:t>In Progress</w:t>
@@ -1769,17 +1795,18 @@
               <w:bottom w:w="40" w:type="dxa"/>
               <w:right w:w="80" w:type="dxa"/>
             </w:tcMar>
+            <w:vAlign w:val="top"/>
           </w:tcPr>
           <w:p>
             <w:pPr>
-              <w:spacing w:after="40" w:line="240" w:lineRule="auto"/>
+              <w:spacing w:before="40" w:after="40" w:line="240" w:lineRule="auto"/>
               <w:jc w:val="left"/>
             </w:pPr>
             <w:r>
               <w:rPr>
                 <w:rFonts w:ascii="Palatino Linotype" w:hAnsi="Palatino Linotype" w:cs="Palatino Linotype"/>
                 <w:color w:val="000000"/>
-                <w:sz w:val="19"/>
+                <w:sz w:val="20"/>
                 <w:szCs w:val="17"/>
               </w:rPr>
               <w:t>RQ6</w:t>
@@ -1803,17 +1830,18 @@
               <w:bottom w:w="40" w:type="dxa"/>
               <w:right w:w="80" w:type="dxa"/>
             </w:tcMar>
+            <w:vAlign w:val="top"/>
           </w:tcPr>
           <w:p>
             <w:pPr>
-              <w:spacing w:after="40" w:line="240" w:lineRule="auto"/>
+              <w:spacing w:before="40" w:after="40" w:line="240" w:lineRule="auto"/>
               <w:jc w:val="left"/>
             </w:pPr>
             <w:r>
               <w:rPr>
                 <w:rFonts w:ascii="Palatino Linotype" w:hAnsi="Palatino Linotype" w:cs="Palatino Linotype"/>
                 <w:color w:val="000000"/>
-                <w:sz w:val="19"/>
+                <w:sz w:val="20"/>
                 <w:szCs w:val="17"/>
               </w:rPr>
               <w:t>RO6: Formal Security Assurance and Empirical Validation</w:t>
@@ -1837,17 +1865,18 @@
               <w:bottom w:w="40" w:type="dxa"/>
               <w:right w:w="80" w:type="dxa"/>
             </w:tcMar>
+            <w:vAlign w:val="top"/>
           </w:tcPr>
           <w:p>
             <w:pPr>
-              <w:spacing w:after="40" w:line="240" w:lineRule="auto"/>
+              <w:spacing w:before="40" w:after="40" w:line="240" w:lineRule="auto"/>
               <w:jc w:val="left"/>
             </w:pPr>
             <w:r>
               <w:rPr>
                 <w:rFonts w:ascii="Palatino Linotype" w:hAnsi="Palatino Linotype" w:cs="Palatino Linotype"/>
                 <w:color w:val="000000"/>
-                <w:sz w:val="19"/>
+                <w:sz w:val="20"/>
                 <w:szCs w:val="17"/>
               </w:rPr>
               <w:t>To formally analyse and empirically evaluate whether the implemented framework satisfies its defined trust and authorisation properties under representative healthcare data-sharing scenarios.</w:t>
@@ -1871,17 +1900,18 @@
               <w:bottom w:w="40" w:type="dxa"/>
               <w:right w:w="80" w:type="dxa"/>
             </w:tcMar>
+            <w:vAlign w:val="top"/>
           </w:tcPr>
           <w:p>
             <w:pPr>
-              <w:spacing w:after="40" w:line="240" w:lineRule="auto"/>
+              <w:spacing w:before="40" w:after="40" w:line="240" w:lineRule="auto"/>
               <w:jc w:val="left"/>
             </w:pPr>
             <w:r>
               <w:rPr>
                 <w:rFonts w:ascii="Palatino Linotype" w:hAnsi="Palatino Linotype" w:cs="Palatino Linotype"/>
                 <w:color w:val="000000"/>
-                <w:sz w:val="19"/>
+                <w:sz w:val="20"/>
                 <w:szCs w:val="17"/>
               </w:rPr>
               <w:t>Partially completed</w:t>

--- a/docs/Yasir_Thesis_Chapter3_clean.docx
+++ b/docs/Yasir_Thesis_Chapter3_clean.docx
@@ -177,7 +177,7 @@
       <w:r>
         <w:t>5.</w:t>
         <w:tab/>
-        <w:t>There is no evaluation of temporal validity, lifecycle state and revocation at the moment of each access request; where they exist, they are enforced on a credential or at registration.</w:t>
+        <w:t>There is no evaluation of temporal validity, lifecycle state and revocation that is integrated with the complete access decision; where they are evaluated at the time of the request, they stand apart from the identity, authority and approval conditions, and elsewhere they are enforced on a credential or at registration.</w:t>
       </w:r>
     </w:p>
     <w:p>

--- a/docs/Yasir_Thesis_Chapter3_clean.docx
+++ b/docs/Yasir_Thesis_Chapter3_clean.docx
@@ -176,8 +176,18 @@
       </w:pPr>
       <w:r>
         <w:t>5.</w:t>
+      </w:r>
+      <w:r>
         <w:tab/>
-        <w:t>There is no evaluation of temporal validity, lifecycle state and revocation that is integrated with the complete access decision; where they are evaluated at the time of the request, they stand apart from the identity, authority and approval conditions, and elsewhere they are enforced on a credential or at registration.</w:t>
+      </w:r>
+      <w:r>
+        <w:t xml:space="preserve">There is no evaluation of temporal validity, lifecycle state and revocation that is integrated with the complete access decision</w:t>
+      </w:r>
+      <w:r>
+        <w:t xml:space="preserve">. Where they are evaluated</w:t>
+      </w:r>
+      <w:r>
+        <w:t xml:space="preserve"> at the time of the request, they stand apart from the identity, authority and approval conditions, and elsewhere they are enforced on a credential or at registration.</w:t>
       </w:r>
     </w:p>
     <w:p>
@@ -190,8 +200,18 @@
       </w:pPr>
       <w:r>
         <w:t>6.</w:t>
+      </w:r>
+      <w:r>
         <w:tab/>
-        <w:t>There is no formal definition or systematic testing of the complete authorisation decision under valid, invalid and adversarial conditions; any proof covers only a fragment of it.</w:t>
+      </w:r>
+      <w:r>
+        <w:t xml:space="preserve">There is no formal definition or systematic testing of the complete authorisation decision under valid, invalid and adversarial conditions</w:t>
+      </w:r>
+      <w:r>
+        <w:t xml:space="preserve">. Any proof covers</w:t>
+      </w:r>
+      <w:r>
+        <w:t xml:space="preserve"> only a fragment of it.</w:t>
       </w:r>
     </w:p>
     <w:p>
